--- a/Backend/Director_Disclosure/Output_Disclosures/2024-25/SUNBOURNE_DEVELOPERS_PRIVATE_LIMITED/DIR-8/DIR8_SUNIL_SHARMA_02372553.docx
+++ b/Backend/Director_Disclosure/Output_Disclosures/2024-25/SUNBOURNE_DEVELOPERS_PRIVATE_LIMITED/DIR-8/DIR8_SUNIL_SHARMA_02372553.docx
@@ -620,76 +620,6 @@
                 <w:b w:val="0"/>
                 <w:sz w:val="23"/>
               </w:rPr>
-              <w:t>NRC LIMITED</w:t>
-            </w:r>
-          </w:p>
-        </w:tc>
-        <w:tc>
-          <w:tcPr>
-            <w:tcW w:type="dxa" w:w="2610"/>
-          </w:tcPr>
-          <w:p>
-            <w:pPr>
-              <w:spacing w:after="0"/>
-              <w:jc w:val="center"/>
-            </w:pPr>
-            <w:r>
-              <w:rPr>
-                <w:rFonts w:ascii="Adani" w:hAnsi="Adani" w:eastAsia="Adani" w:cs="Adani"/>
-                <w:b w:val="0"/>
-                <w:sz w:val="23"/>
-              </w:rPr>
-              <w:t>10/03/2021</w:t>
-            </w:r>
-          </w:p>
-        </w:tc>
-        <w:tc>
-          <w:tcPr>
-            <w:tcW w:type="dxa" w:w="2250"/>
-          </w:tcPr>
-          <w:p>
-            <w:pPr>
-              <w:spacing w:after="0"/>
-              <w:jc w:val="center"/>
-            </w:pPr>
-          </w:p>
-        </w:tc>
-      </w:tr>
-      <w:tr>
-        <w:tc>
-          <w:tcPr>
-            <w:tcW w:type="dxa" w:w="636"/>
-          </w:tcPr>
-          <w:p>
-            <w:pPr>
-              <w:spacing w:after="0"/>
-              <w:ind w:left="360"/>
-            </w:pPr>
-            <w:r>
-              <w:rPr>
-                <w:rFonts w:ascii="Adani" w:hAnsi="Adani" w:eastAsia="Adani" w:cs="Adani"/>
-                <w:b w:val="0"/>
-                <w:sz w:val="23"/>
-              </w:rPr>
-              <w:t>6</w:t>
-            </w:r>
-          </w:p>
-        </w:tc>
-        <w:tc>
-          <w:tcPr>
-            <w:tcW w:type="dxa" w:w="3864"/>
-          </w:tcPr>
-          <w:p>
-            <w:pPr>
-              <w:spacing w:after="0"/>
-              <w:jc w:val="both"/>
-            </w:pPr>
-            <w:r>
-              <w:rPr>
-                <w:rFonts w:ascii="Adani" w:hAnsi="Adani" w:eastAsia="Adani" w:cs="Adani"/>
-                <w:b w:val="0"/>
-                <w:sz w:val="23"/>
-              </w:rPr>
               <w:t>ADANI ESTATE MANAGEMENT PRIVATE LIMITED</w:t>
             </w:r>
           </w:p>
@@ -741,77 +671,7 @@
                 <w:b w:val="0"/>
                 <w:sz w:val="23"/>
               </w:rPr>
-              <w:t>7</w:t>
-            </w:r>
-          </w:p>
-        </w:tc>
-        <w:tc>
-          <w:tcPr>
-            <w:tcW w:type="dxa" w:w="3864"/>
-          </w:tcPr>
-          <w:p>
-            <w:pPr>
-              <w:spacing w:after="0"/>
-              <w:jc w:val="both"/>
-            </w:pPr>
-            <w:r>
-              <w:rPr>
-                <w:rFonts w:ascii="Adani" w:hAnsi="Adani" w:eastAsia="Adani" w:cs="Adani"/>
-                <w:b w:val="0"/>
-                <w:sz w:val="23"/>
-              </w:rPr>
-              <w:t>ADITYA ESTATES PRIVATE LIMITED</w:t>
-            </w:r>
-          </w:p>
-        </w:tc>
-        <w:tc>
-          <w:tcPr>
-            <w:tcW w:type="dxa" w:w="2610"/>
-          </w:tcPr>
-          <w:p>
-            <w:pPr>
-              <w:spacing w:after="0"/>
-              <w:jc w:val="center"/>
-            </w:pPr>
-            <w:r>
-              <w:rPr>
-                <w:rFonts w:ascii="Adani" w:hAnsi="Adani" w:eastAsia="Adani" w:cs="Adani"/>
-                <w:b w:val="0"/>
-                <w:sz w:val="23"/>
-              </w:rPr>
-              <w:t>12/03/2020</w:t>
-            </w:r>
-          </w:p>
-        </w:tc>
-        <w:tc>
-          <w:tcPr>
-            <w:tcW w:type="dxa" w:w="2250"/>
-          </w:tcPr>
-          <w:p>
-            <w:pPr>
-              <w:spacing w:after="0"/>
-              <w:jc w:val="center"/>
-            </w:pPr>
-          </w:p>
-        </w:tc>
-      </w:tr>
-      <w:tr>
-        <w:tc>
-          <w:tcPr>
-            <w:tcW w:type="dxa" w:w="636"/>
-          </w:tcPr>
-          <w:p>
-            <w:pPr>
-              <w:spacing w:after="0"/>
-              <w:ind w:left="360"/>
-            </w:pPr>
-            <w:r>
-              <w:rPr>
-                <w:rFonts w:ascii="Adani" w:hAnsi="Adani" w:eastAsia="Adani" w:cs="Adani"/>
-                <w:b w:val="0"/>
-                <w:sz w:val="23"/>
-              </w:rPr>
-              <w:t>8</w:t>
+              <w:t>6</w:t>
             </w:r>
           </w:p>
         </w:tc>
@@ -881,7 +741,7 @@
                 <w:b w:val="0"/>
                 <w:sz w:val="23"/>
               </w:rPr>
-              <w:t>9</w:t>
+              <w:t>7</w:t>
             </w:r>
           </w:p>
         </w:tc>
@@ -951,77 +811,7 @@
                 <w:b w:val="0"/>
                 <w:sz w:val="23"/>
               </w:rPr>
-              <w:t>10</w:t>
-            </w:r>
-          </w:p>
-        </w:tc>
-        <w:tc>
-          <w:tcPr>
-            <w:tcW w:type="dxa" w:w="3864"/>
-          </w:tcPr>
-          <w:p>
-            <w:pPr>
-              <w:spacing w:after="0"/>
-              <w:jc w:val="both"/>
-            </w:pPr>
-            <w:r>
-              <w:rPr>
-                <w:rFonts w:ascii="Adani" w:hAnsi="Adani" w:eastAsia="Adani" w:cs="Adani"/>
-                <w:b w:val="0"/>
-                <w:sz w:val="23"/>
-              </w:rPr>
-              <w:t>ALTON BUILDTECH INDIA PRIVATE LIMITED</w:t>
-            </w:r>
-          </w:p>
-        </w:tc>
-        <w:tc>
-          <w:tcPr>
-            <w:tcW w:type="dxa" w:w="2610"/>
-          </w:tcPr>
-          <w:p>
-            <w:pPr>
-              <w:spacing w:after="0"/>
-              <w:jc w:val="center"/>
-            </w:pPr>
-            <w:r>
-              <w:rPr>
-                <w:rFonts w:ascii="Adani" w:hAnsi="Adani" w:eastAsia="Adani" w:cs="Adani"/>
-                <w:b w:val="0"/>
-                <w:sz w:val="23"/>
-              </w:rPr>
-              <w:t>10/04/2015</w:t>
-            </w:r>
-          </w:p>
-        </w:tc>
-        <w:tc>
-          <w:tcPr>
-            <w:tcW w:type="dxa" w:w="2250"/>
-          </w:tcPr>
-          <w:p>
-            <w:pPr>
-              <w:spacing w:after="0"/>
-              <w:jc w:val="center"/>
-            </w:pPr>
-          </w:p>
-        </w:tc>
-      </w:tr>
-      <w:tr>
-        <w:tc>
-          <w:tcPr>
-            <w:tcW w:type="dxa" w:w="636"/>
-          </w:tcPr>
-          <w:p>
-            <w:pPr>
-              <w:spacing w:after="0"/>
-              <w:ind w:left="360"/>
-            </w:pPr>
-            <w:r>
-              <w:rPr>
-                <w:rFonts w:ascii="Adani" w:hAnsi="Adani" w:eastAsia="Adani" w:cs="Adani"/>
-                <w:b w:val="0"/>
-                <w:sz w:val="23"/>
-              </w:rPr>
-              <w:t>11</w:t>
+              <w:t>8</w:t>
             </w:r>
           </w:p>
         </w:tc>
@@ -1091,7 +881,7 @@
                 <w:b w:val="0"/>
                 <w:sz w:val="23"/>
               </w:rPr>
-              <w:t>12</w:t>
+              <w:t>9</w:t>
             </w:r>
           </w:p>
         </w:tc>
@@ -1161,77 +951,7 @@
                 <w:b w:val="0"/>
                 <w:sz w:val="23"/>
               </w:rPr>
-              <w:t>13</w:t>
-            </w:r>
-          </w:p>
-        </w:tc>
-        <w:tc>
-          <w:tcPr>
-            <w:tcW w:type="dxa" w:w="3864"/>
-          </w:tcPr>
-          <w:p>
-            <w:pPr>
-              <w:spacing w:after="0"/>
-              <w:jc w:val="both"/>
-            </w:pPr>
-            <w:r>
-              <w:rPr>
-                <w:rFonts w:ascii="Adani" w:hAnsi="Adani" w:eastAsia="Adani" w:cs="Adani"/>
-                <w:b w:val="0"/>
-                <w:sz w:val="23"/>
-              </w:rPr>
-              <w:t>LUSHGREEN LANDSCAPES PRIVATE LIMITED</w:t>
-            </w:r>
-          </w:p>
-        </w:tc>
-        <w:tc>
-          <w:tcPr>
-            <w:tcW w:type="dxa" w:w="2610"/>
-          </w:tcPr>
-          <w:p>
-            <w:pPr>
-              <w:spacing w:after="0"/>
-              <w:jc w:val="center"/>
-            </w:pPr>
-            <w:r>
-              <w:rPr>
-                <w:rFonts w:ascii="Adani" w:hAnsi="Adani" w:eastAsia="Adani" w:cs="Adani"/>
-                <w:b w:val="0"/>
-                <w:sz w:val="23"/>
-              </w:rPr>
-              <w:t>16/12/2013</w:t>
-            </w:r>
-          </w:p>
-        </w:tc>
-        <w:tc>
-          <w:tcPr>
-            <w:tcW w:type="dxa" w:w="2250"/>
-          </w:tcPr>
-          <w:p>
-            <w:pPr>
-              <w:spacing w:after="0"/>
-              <w:jc w:val="center"/>
-            </w:pPr>
-          </w:p>
-        </w:tc>
-      </w:tr>
-      <w:tr>
-        <w:tc>
-          <w:tcPr>
-            <w:tcW w:type="dxa" w:w="636"/>
-          </w:tcPr>
-          <w:p>
-            <w:pPr>
-              <w:spacing w:after="0"/>
-              <w:ind w:left="360"/>
-            </w:pPr>
-            <w:r>
-              <w:rPr>
-                <w:rFonts w:ascii="Adani" w:hAnsi="Adani" w:eastAsia="Adani" w:cs="Adani"/>
-                <w:b w:val="0"/>
-                <w:sz w:val="23"/>
-              </w:rPr>
-              <w:t>14</w:t>
+              <w:t>10</w:t>
             </w:r>
           </w:p>
         </w:tc>
@@ -1301,7 +1021,7 @@
                 <w:b w:val="0"/>
                 <w:sz w:val="23"/>
               </w:rPr>
-              <w:t>15</w:t>
+              <w:t>11</w:t>
             </w:r>
           </w:p>
         </w:tc>
@@ -1371,287 +1091,7 @@
                 <w:b w:val="0"/>
                 <w:sz w:val="23"/>
               </w:rPr>
-              <w:t>16</w:t>
-            </w:r>
-          </w:p>
-        </w:tc>
-        <w:tc>
-          <w:tcPr>
-            <w:tcW w:type="dxa" w:w="3864"/>
-          </w:tcPr>
-          <w:p>
-            <w:pPr>
-              <w:spacing w:after="0"/>
-              <w:jc w:val="both"/>
-            </w:pPr>
-            <w:r>
-              <w:rPr>
-                <w:rFonts w:ascii="Adani" w:hAnsi="Adani" w:eastAsia="Adani" w:cs="Adani"/>
-                <w:b w:val="0"/>
-                <w:sz w:val="23"/>
-              </w:rPr>
-              <w:t>CCC REALTY PRIVATE LIMITED</w:t>
-            </w:r>
-          </w:p>
-        </w:tc>
-        <w:tc>
-          <w:tcPr>
-            <w:tcW w:type="dxa" w:w="2610"/>
-          </w:tcPr>
-          <w:p>
-            <w:pPr>
-              <w:spacing w:after="0"/>
-              <w:jc w:val="center"/>
-            </w:pPr>
-            <w:r>
-              <w:rPr>
-                <w:rFonts w:ascii="Adani" w:hAnsi="Adani" w:eastAsia="Adani" w:cs="Adani"/>
-                <w:b w:val="0"/>
-                <w:sz w:val="23"/>
-              </w:rPr>
-              <w:t>25/08/2012</w:t>
-            </w:r>
-          </w:p>
-        </w:tc>
-        <w:tc>
-          <w:tcPr>
-            <w:tcW w:type="dxa" w:w="2250"/>
-          </w:tcPr>
-          <w:p>
-            <w:pPr>
-              <w:spacing w:after="0"/>
-              <w:jc w:val="center"/>
-            </w:pPr>
-          </w:p>
-        </w:tc>
-      </w:tr>
-      <w:tr>
-        <w:tc>
-          <w:tcPr>
-            <w:tcW w:type="dxa" w:w="636"/>
-          </w:tcPr>
-          <w:p>
-            <w:pPr>
-              <w:spacing w:after="0"/>
-              <w:ind w:left="360"/>
-            </w:pPr>
-            <w:r>
-              <w:rPr>
-                <w:rFonts w:ascii="Adani" w:hAnsi="Adani" w:eastAsia="Adani" w:cs="Adani"/>
-                <w:b w:val="0"/>
-                <w:sz w:val="23"/>
-              </w:rPr>
-              <w:t>17</w:t>
-            </w:r>
-          </w:p>
-        </w:tc>
-        <w:tc>
-          <w:tcPr>
-            <w:tcW w:type="dxa" w:w="3864"/>
-          </w:tcPr>
-          <w:p>
-            <w:pPr>
-              <w:spacing w:after="0"/>
-              <w:jc w:val="both"/>
-            </w:pPr>
-            <w:r>
-              <w:rPr>
-                <w:rFonts w:ascii="Adani" w:hAnsi="Adani" w:eastAsia="Adani" w:cs="Adani"/>
-                <w:b w:val="0"/>
-                <w:sz w:val="23"/>
-              </w:rPr>
-              <w:t>BLUE STAR REALTY PRIVATE LIMITED</w:t>
-            </w:r>
-          </w:p>
-        </w:tc>
-        <w:tc>
-          <w:tcPr>
-            <w:tcW w:type="dxa" w:w="2610"/>
-          </w:tcPr>
-          <w:p>
-            <w:pPr>
-              <w:spacing w:after="0"/>
-              <w:jc w:val="center"/>
-            </w:pPr>
-            <w:r>
-              <w:rPr>
-                <w:rFonts w:ascii="Adani" w:hAnsi="Adani" w:eastAsia="Adani" w:cs="Adani"/>
-                <w:b w:val="0"/>
-                <w:sz w:val="23"/>
-              </w:rPr>
-              <w:t>25/08/2012</w:t>
-            </w:r>
-          </w:p>
-        </w:tc>
-        <w:tc>
-          <w:tcPr>
-            <w:tcW w:type="dxa" w:w="2250"/>
-          </w:tcPr>
-          <w:p>
-            <w:pPr>
-              <w:spacing w:after="0"/>
-              <w:jc w:val="center"/>
-            </w:pPr>
-          </w:p>
-        </w:tc>
-      </w:tr>
-      <w:tr>
-        <w:tc>
-          <w:tcPr>
-            <w:tcW w:type="dxa" w:w="636"/>
-          </w:tcPr>
-          <w:p>
-            <w:pPr>
-              <w:spacing w:after="0"/>
-              <w:ind w:left="360"/>
-            </w:pPr>
-            <w:r>
-              <w:rPr>
-                <w:rFonts w:ascii="Adani" w:hAnsi="Adani" w:eastAsia="Adani" w:cs="Adani"/>
-                <w:b w:val="0"/>
-                <w:sz w:val="23"/>
-              </w:rPr>
-              <w:t>18</w:t>
-            </w:r>
-          </w:p>
-        </w:tc>
-        <w:tc>
-          <w:tcPr>
-            <w:tcW w:type="dxa" w:w="3864"/>
-          </w:tcPr>
-          <w:p>
-            <w:pPr>
-              <w:spacing w:after="0"/>
-              <w:jc w:val="both"/>
-            </w:pPr>
-            <w:r>
-              <w:rPr>
-                <w:rFonts w:ascii="Adani" w:hAnsi="Adani" w:eastAsia="Adani" w:cs="Adani"/>
-                <w:b w:val="0"/>
-                <w:sz w:val="23"/>
-              </w:rPr>
-              <w:t>ROCKFIELD HOMES PRIVATE LIMITED</w:t>
-            </w:r>
-          </w:p>
-        </w:tc>
-        <w:tc>
-          <w:tcPr>
-            <w:tcW w:type="dxa" w:w="2610"/>
-          </w:tcPr>
-          <w:p>
-            <w:pPr>
-              <w:spacing w:after="0"/>
-              <w:jc w:val="center"/>
-            </w:pPr>
-            <w:r>
-              <w:rPr>
-                <w:rFonts w:ascii="Adani" w:hAnsi="Adani" w:eastAsia="Adani" w:cs="Adani"/>
-                <w:b w:val="0"/>
-                <w:sz w:val="23"/>
-              </w:rPr>
-              <w:t>25/08/2012</w:t>
-            </w:r>
-          </w:p>
-        </w:tc>
-        <w:tc>
-          <w:tcPr>
-            <w:tcW w:type="dxa" w:w="2250"/>
-          </w:tcPr>
-          <w:p>
-            <w:pPr>
-              <w:spacing w:after="0"/>
-              <w:jc w:val="center"/>
-            </w:pPr>
-          </w:p>
-        </w:tc>
-      </w:tr>
-      <w:tr>
-        <w:tc>
-          <w:tcPr>
-            <w:tcW w:type="dxa" w:w="636"/>
-          </w:tcPr>
-          <w:p>
-            <w:pPr>
-              <w:spacing w:after="0"/>
-              <w:ind w:left="360"/>
-            </w:pPr>
-            <w:r>
-              <w:rPr>
-                <w:rFonts w:ascii="Adani" w:hAnsi="Adani" w:eastAsia="Adani" w:cs="Adani"/>
-                <w:b w:val="0"/>
-                <w:sz w:val="23"/>
-              </w:rPr>
-              <w:t>19</w:t>
-            </w:r>
-          </w:p>
-        </w:tc>
-        <w:tc>
-          <w:tcPr>
-            <w:tcW w:type="dxa" w:w="3864"/>
-          </w:tcPr>
-          <w:p>
-            <w:pPr>
-              <w:spacing w:after="0"/>
-              <w:jc w:val="both"/>
-            </w:pPr>
-            <w:r>
-              <w:rPr>
-                <w:rFonts w:ascii="Adani" w:hAnsi="Adani" w:eastAsia="Adani" w:cs="Adani"/>
-                <w:b w:val="0"/>
-                <w:sz w:val="23"/>
-              </w:rPr>
-              <w:t>BELVEDERE GOLF AND COUNTRY CLUB PRIVATE LIMITED</w:t>
-            </w:r>
-          </w:p>
-        </w:tc>
-        <w:tc>
-          <w:tcPr>
-            <w:tcW w:type="dxa" w:w="2610"/>
-          </w:tcPr>
-          <w:p>
-            <w:pPr>
-              <w:spacing w:after="0"/>
-              <w:jc w:val="center"/>
-            </w:pPr>
-            <w:r>
-              <w:rPr>
-                <w:rFonts w:ascii="Adani" w:hAnsi="Adani" w:eastAsia="Adani" w:cs="Adani"/>
-                <w:b w:val="0"/>
-                <w:sz w:val="23"/>
-              </w:rPr>
-              <w:t>31/08/2011</w:t>
-            </w:r>
-          </w:p>
-        </w:tc>
-        <w:tc>
-          <w:tcPr>
-            <w:tcW w:type="dxa" w:w="2250"/>
-          </w:tcPr>
-          <w:p>
-            <w:pPr>
-              <w:spacing w:after="0"/>
-              <w:jc w:val="center"/>
-            </w:pPr>
-          </w:p>
-        </w:tc>
-      </w:tr>
-      <w:tr>
-        <w:tc>
-          <w:tcPr>
-            <w:tcW w:type="dxa" w:w="636"/>
-          </w:tcPr>
-          <w:p>
-            <w:pPr>
-              <w:spacing w:after="0"/>
-              <w:ind w:left="360"/>
-            </w:pPr>
-            <w:r>
-              <w:rPr>
-                <w:rFonts w:ascii="Adani" w:hAnsi="Adani" w:eastAsia="Adani" w:cs="Adani"/>
-                <w:b w:val="0"/>
-                <w:sz w:val="23"/>
-              </w:rPr>
-              <w:t>20</w:t>
+              <w:t>12</w:t>
             </w:r>
           </w:p>
         </w:tc>
@@ -1690,496 +1130,6 @@
                 <w:sz w:val="23"/>
               </w:rPr>
               <w:t>31/08/2011</w:t>
-            </w:r>
-          </w:p>
-        </w:tc>
-        <w:tc>
-          <w:tcPr>
-            <w:tcW w:type="dxa" w:w="2250"/>
-          </w:tcPr>
-          <w:p>
-            <w:pPr>
-              <w:spacing w:after="0"/>
-              <w:jc w:val="center"/>
-            </w:pPr>
-          </w:p>
-        </w:tc>
-      </w:tr>
-      <w:tr>
-        <w:tc>
-          <w:tcPr>
-            <w:tcW w:type="dxa" w:w="636"/>
-          </w:tcPr>
-          <w:p>
-            <w:pPr>
-              <w:spacing w:after="0"/>
-              <w:ind w:left="360"/>
-            </w:pPr>
-            <w:r>
-              <w:rPr>
-                <w:rFonts w:ascii="Adani" w:hAnsi="Adani" w:eastAsia="Adani" w:cs="Adani"/>
-                <w:b w:val="0"/>
-                <w:sz w:val="23"/>
-              </w:rPr>
-              <w:t>21</w:t>
-            </w:r>
-          </w:p>
-        </w:tc>
-        <w:tc>
-          <w:tcPr>
-            <w:tcW w:type="dxa" w:w="3864"/>
-          </w:tcPr>
-          <w:p>
-            <w:pPr>
-              <w:spacing w:after="0"/>
-              <w:jc w:val="both"/>
-            </w:pPr>
-            <w:r>
-              <w:rPr>
-                <w:rFonts w:ascii="Adani" w:hAnsi="Adani" w:eastAsia="Adani" w:cs="Adani"/>
-                <w:b w:val="0"/>
-                <w:sz w:val="23"/>
-              </w:rPr>
-              <w:t>JADE FOOD AND PROPERTIES PRIVATE LIMITED</w:t>
-            </w:r>
-          </w:p>
-        </w:tc>
-        <w:tc>
-          <w:tcPr>
-            <w:tcW w:type="dxa" w:w="2610"/>
-          </w:tcPr>
-          <w:p>
-            <w:pPr>
-              <w:spacing w:after="0"/>
-              <w:jc w:val="center"/>
-            </w:pPr>
-            <w:r>
-              <w:rPr>
-                <w:rFonts w:ascii="Adani" w:hAnsi="Adani" w:eastAsia="Adani" w:cs="Adani"/>
-                <w:b w:val="0"/>
-                <w:sz w:val="23"/>
-              </w:rPr>
-              <w:t>13/09/2010</w:t>
-            </w:r>
-          </w:p>
-        </w:tc>
-        <w:tc>
-          <w:tcPr>
-            <w:tcW w:type="dxa" w:w="2250"/>
-          </w:tcPr>
-          <w:p>
-            <w:pPr>
-              <w:spacing w:after="0"/>
-              <w:jc w:val="center"/>
-            </w:pPr>
-          </w:p>
-        </w:tc>
-      </w:tr>
-      <w:tr>
-        <w:tc>
-          <w:tcPr>
-            <w:tcW w:type="dxa" w:w="636"/>
-          </w:tcPr>
-          <w:p>
-            <w:pPr>
-              <w:spacing w:after="0"/>
-              <w:ind w:left="360"/>
-            </w:pPr>
-            <w:r>
-              <w:rPr>
-                <w:rFonts w:ascii="Adani" w:hAnsi="Adani" w:eastAsia="Adani" w:cs="Adani"/>
-                <w:b w:val="0"/>
-                <w:sz w:val="23"/>
-              </w:rPr>
-              <w:t>22</w:t>
-            </w:r>
-          </w:p>
-        </w:tc>
-        <w:tc>
-          <w:tcPr>
-            <w:tcW w:type="dxa" w:w="3864"/>
-          </w:tcPr>
-          <w:p>
-            <w:pPr>
-              <w:spacing w:after="0"/>
-              <w:jc w:val="both"/>
-            </w:pPr>
-            <w:r>
-              <w:rPr>
-                <w:rFonts w:ascii="Adani" w:hAnsi="Adani" w:eastAsia="Adani" w:cs="Adani"/>
-                <w:b w:val="0"/>
-                <w:sz w:val="23"/>
-              </w:rPr>
-              <w:t>JADE AGRICULTURAL COMPANY PRIVATE LIMITED</w:t>
-            </w:r>
-          </w:p>
-        </w:tc>
-        <w:tc>
-          <w:tcPr>
-            <w:tcW w:type="dxa" w:w="2610"/>
-          </w:tcPr>
-          <w:p>
-            <w:pPr>
-              <w:spacing w:after="0"/>
-              <w:jc w:val="center"/>
-            </w:pPr>
-            <w:r>
-              <w:rPr>
-                <w:rFonts w:ascii="Adani" w:hAnsi="Adani" w:eastAsia="Adani" w:cs="Adani"/>
-                <w:b w:val="0"/>
-                <w:sz w:val="23"/>
-              </w:rPr>
-              <w:t>13/09/2010</w:t>
-            </w:r>
-          </w:p>
-        </w:tc>
-        <w:tc>
-          <w:tcPr>
-            <w:tcW w:type="dxa" w:w="2250"/>
-          </w:tcPr>
-          <w:p>
-            <w:pPr>
-              <w:spacing w:after="0"/>
-              <w:jc w:val="center"/>
-            </w:pPr>
-          </w:p>
-        </w:tc>
-      </w:tr>
-      <w:tr>
-        <w:tc>
-          <w:tcPr>
-            <w:tcW w:type="dxa" w:w="636"/>
-          </w:tcPr>
-          <w:p>
-            <w:pPr>
-              <w:spacing w:after="0"/>
-              <w:ind w:left="360"/>
-            </w:pPr>
-            <w:r>
-              <w:rPr>
-                <w:rFonts w:ascii="Adani" w:hAnsi="Adani" w:eastAsia="Adani" w:cs="Adani"/>
-                <w:b w:val="0"/>
-                <w:sz w:val="23"/>
-              </w:rPr>
-              <w:t>23</w:t>
-            </w:r>
-          </w:p>
-        </w:tc>
-        <w:tc>
-          <w:tcPr>
-            <w:tcW w:type="dxa" w:w="3864"/>
-          </w:tcPr>
-          <w:p>
-            <w:pPr>
-              <w:spacing w:after="0"/>
-              <w:jc w:val="both"/>
-            </w:pPr>
-            <w:r>
-              <w:rPr>
-                <w:rFonts w:ascii="Adani" w:hAnsi="Adani" w:eastAsia="Adani" w:cs="Adani"/>
-                <w:b w:val="0"/>
-                <w:sz w:val="23"/>
-              </w:rPr>
-              <w:t>ADANI MUNDRA SEZ INFRASTRUCTURE PRIVATE LIMITED</w:t>
-            </w:r>
-          </w:p>
-        </w:tc>
-        <w:tc>
-          <w:tcPr>
-            <w:tcW w:type="dxa" w:w="2610"/>
-          </w:tcPr>
-          <w:p>
-            <w:pPr>
-              <w:spacing w:after="0"/>
-              <w:jc w:val="center"/>
-            </w:pPr>
-            <w:r>
-              <w:rPr>
-                <w:rFonts w:ascii="Adani" w:hAnsi="Adani" w:eastAsia="Adani" w:cs="Adani"/>
-                <w:b w:val="0"/>
-                <w:sz w:val="23"/>
-              </w:rPr>
-              <w:t>13/09/2010</w:t>
-            </w:r>
-          </w:p>
-        </w:tc>
-        <w:tc>
-          <w:tcPr>
-            <w:tcW w:type="dxa" w:w="2250"/>
-          </w:tcPr>
-          <w:p>
-            <w:pPr>
-              <w:spacing w:after="0"/>
-              <w:jc w:val="center"/>
-            </w:pPr>
-          </w:p>
-        </w:tc>
-      </w:tr>
-      <w:tr>
-        <w:tc>
-          <w:tcPr>
-            <w:tcW w:type="dxa" w:w="636"/>
-          </w:tcPr>
-          <w:p>
-            <w:pPr>
-              <w:spacing w:after="0"/>
-              <w:ind w:left="360"/>
-            </w:pPr>
-            <w:r>
-              <w:rPr>
-                <w:rFonts w:ascii="Adani" w:hAnsi="Adani" w:eastAsia="Adani" w:cs="Adani"/>
-                <w:b w:val="0"/>
-                <w:sz w:val="23"/>
-              </w:rPr>
-              <w:t>24</w:t>
-            </w:r>
-          </w:p>
-        </w:tc>
-        <w:tc>
-          <w:tcPr>
-            <w:tcW w:type="dxa" w:w="3864"/>
-          </w:tcPr>
-          <w:p>
-            <w:pPr>
-              <w:spacing w:after="0"/>
-              <w:jc w:val="both"/>
-            </w:pPr>
-            <w:r>
-              <w:rPr>
-                <w:rFonts w:ascii="Adani" w:hAnsi="Adani" w:eastAsia="Adani" w:cs="Adani"/>
-                <w:b w:val="0"/>
-                <w:sz w:val="23"/>
-              </w:rPr>
-              <w:t>JADE AGRI LAND PRIVATE LIMITED</w:t>
-            </w:r>
-          </w:p>
-        </w:tc>
-        <w:tc>
-          <w:tcPr>
-            <w:tcW w:type="dxa" w:w="2610"/>
-          </w:tcPr>
-          <w:p>
-            <w:pPr>
-              <w:spacing w:after="0"/>
-              <w:jc w:val="center"/>
-            </w:pPr>
-            <w:r>
-              <w:rPr>
-                <w:rFonts w:ascii="Adani" w:hAnsi="Adani" w:eastAsia="Adani" w:cs="Adani"/>
-                <w:b w:val="0"/>
-                <w:sz w:val="23"/>
-              </w:rPr>
-              <w:t>13/09/2010</w:t>
-            </w:r>
-          </w:p>
-        </w:tc>
-        <w:tc>
-          <w:tcPr>
-            <w:tcW w:type="dxa" w:w="2250"/>
-          </w:tcPr>
-          <w:p>
-            <w:pPr>
-              <w:spacing w:after="0"/>
-              <w:jc w:val="center"/>
-            </w:pPr>
-          </w:p>
-        </w:tc>
-      </w:tr>
-      <w:tr>
-        <w:tc>
-          <w:tcPr>
-            <w:tcW w:type="dxa" w:w="636"/>
-          </w:tcPr>
-          <w:p>
-            <w:pPr>
-              <w:spacing w:after="0"/>
-              <w:ind w:left="360"/>
-            </w:pPr>
-            <w:r>
-              <w:rPr>
-                <w:rFonts w:ascii="Adani" w:hAnsi="Adani" w:eastAsia="Adani" w:cs="Adani"/>
-                <w:b w:val="0"/>
-                <w:sz w:val="23"/>
-              </w:rPr>
-              <w:t>25</w:t>
-            </w:r>
-          </w:p>
-        </w:tc>
-        <w:tc>
-          <w:tcPr>
-            <w:tcW w:type="dxa" w:w="3864"/>
-          </w:tcPr>
-          <w:p>
-            <w:pPr>
-              <w:spacing w:after="0"/>
-              <w:jc w:val="both"/>
-            </w:pPr>
-            <w:r>
-              <w:rPr>
-                <w:rFonts w:ascii="Adani" w:hAnsi="Adani" w:eastAsia="Adani" w:cs="Adani"/>
-                <w:b w:val="0"/>
-                <w:sz w:val="23"/>
-              </w:rPr>
-              <w:t>ROHIT AGRI-TRADE PRIVATE LIMITED</w:t>
-            </w:r>
-          </w:p>
-        </w:tc>
-        <w:tc>
-          <w:tcPr>
-            <w:tcW w:type="dxa" w:w="2610"/>
-          </w:tcPr>
-          <w:p>
-            <w:pPr>
-              <w:spacing w:after="0"/>
-              <w:jc w:val="center"/>
-            </w:pPr>
-            <w:r>
-              <w:rPr>
-                <w:rFonts w:ascii="Adani" w:hAnsi="Adani" w:eastAsia="Adani" w:cs="Adani"/>
-                <w:b w:val="0"/>
-                <w:sz w:val="23"/>
-              </w:rPr>
-              <w:t>13/09/2010</w:t>
-            </w:r>
-          </w:p>
-        </w:tc>
-        <w:tc>
-          <w:tcPr>
-            <w:tcW w:type="dxa" w:w="2250"/>
-          </w:tcPr>
-          <w:p>
-            <w:pPr>
-              <w:spacing w:after="0"/>
-              <w:jc w:val="center"/>
-            </w:pPr>
-          </w:p>
-        </w:tc>
-      </w:tr>
-      <w:tr>
-        <w:tc>
-          <w:tcPr>
-            <w:tcW w:type="dxa" w:w="636"/>
-          </w:tcPr>
-          <w:p>
-            <w:pPr>
-              <w:spacing w:after="0"/>
-              <w:ind w:left="360"/>
-            </w:pPr>
-            <w:r>
-              <w:rPr>
-                <w:rFonts w:ascii="Adani" w:hAnsi="Adani" w:eastAsia="Adani" w:cs="Adani"/>
-                <w:b w:val="0"/>
-                <w:sz w:val="23"/>
-              </w:rPr>
-              <w:t>26</w:t>
-            </w:r>
-          </w:p>
-        </w:tc>
-        <w:tc>
-          <w:tcPr>
-            <w:tcW w:type="dxa" w:w="3864"/>
-          </w:tcPr>
-          <w:p>
-            <w:pPr>
-              <w:spacing w:after="0"/>
-              <w:jc w:val="both"/>
-            </w:pPr>
-            <w:r>
-              <w:rPr>
-                <w:rFonts w:ascii="Adani" w:hAnsi="Adani" w:eastAsia="Adani" w:cs="Adani"/>
-                <w:b w:val="0"/>
-                <w:sz w:val="23"/>
-              </w:rPr>
-              <w:t>ADANI LAND DEVELOPERS PRIVATE LIMITED</w:t>
-            </w:r>
-          </w:p>
-        </w:tc>
-        <w:tc>
-          <w:tcPr>
-            <w:tcW w:type="dxa" w:w="2610"/>
-          </w:tcPr>
-          <w:p>
-            <w:pPr>
-              <w:spacing w:after="0"/>
-              <w:jc w:val="center"/>
-            </w:pPr>
-            <w:r>
-              <w:rPr>
-                <w:rFonts w:ascii="Adani" w:hAnsi="Adani" w:eastAsia="Adani" w:cs="Adani"/>
-                <w:b w:val="0"/>
-                <w:sz w:val="23"/>
-              </w:rPr>
-              <w:t>19/11/2009</w:t>
-            </w:r>
-          </w:p>
-        </w:tc>
-        <w:tc>
-          <w:tcPr>
-            <w:tcW w:type="dxa" w:w="2250"/>
-          </w:tcPr>
-          <w:p>
-            <w:pPr>
-              <w:spacing w:after="0"/>
-              <w:jc w:val="center"/>
-            </w:pPr>
-          </w:p>
-        </w:tc>
-      </w:tr>
-      <w:tr>
-        <w:tc>
-          <w:tcPr>
-            <w:tcW w:type="dxa" w:w="636"/>
-          </w:tcPr>
-          <w:p>
-            <w:pPr>
-              <w:spacing w:after="0"/>
-              <w:ind w:left="360"/>
-            </w:pPr>
-            <w:r>
-              <w:rPr>
-                <w:rFonts w:ascii="Adani" w:hAnsi="Adani" w:eastAsia="Adani" w:cs="Adani"/>
-                <w:b w:val="0"/>
-                <w:sz w:val="23"/>
-              </w:rPr>
-              <w:t>27</w:t>
-            </w:r>
-          </w:p>
-        </w:tc>
-        <w:tc>
-          <w:tcPr>
-            <w:tcW w:type="dxa" w:w="3864"/>
-          </w:tcPr>
-          <w:p>
-            <w:pPr>
-              <w:spacing w:after="0"/>
-              <w:jc w:val="both"/>
-            </w:pPr>
-            <w:r>
-              <w:rPr>
-                <w:rFonts w:ascii="Adani" w:hAnsi="Adani" w:eastAsia="Adani" w:cs="Adani"/>
-                <w:b w:val="0"/>
-                <w:sz w:val="23"/>
-              </w:rPr>
-              <w:t>SHANTIGRAM UTILITY SERVICES PRIVATE LIMITED</w:t>
-            </w:r>
-          </w:p>
-        </w:tc>
-        <w:tc>
-          <w:tcPr>
-            <w:tcW w:type="dxa" w:w="2610"/>
-          </w:tcPr>
-          <w:p>
-            <w:pPr>
-              <w:spacing w:after="0"/>
-              <w:jc w:val="center"/>
-            </w:pPr>
-            <w:r>
-              <w:rPr>
-                <w:rFonts w:ascii="Adani" w:hAnsi="Adani" w:eastAsia="Adani" w:cs="Adani"/>
-                <w:b w:val="0"/>
-                <w:sz w:val="23"/>
-              </w:rPr>
-              <w:t>05/12/2008</w:t>
             </w:r>
           </w:p>
         </w:tc>
@@ -2295,7 +1245,7 @@
           <w:b w:val="0"/>
           <w:sz w:val="23"/>
         </w:rPr>
-        <w:t xml:space="preserve">Date: 07th May, 2026</w:t>
+        <w:t xml:space="preserve">Date: 15th May, 2026</w:t>
         <w:tab/>
       </w:r>
     </w:p>

--- a/Backend/Director_Disclosure/Output_Disclosures/2024-25/SUNBOURNE_DEVELOPERS_PRIVATE_LIMITED/DIR-8/DIR8_SUNIL_SHARMA_02372553.docx
+++ b/Backend/Director_Disclosure/Output_Disclosures/2024-25/SUNBOURNE_DEVELOPERS_PRIVATE_LIMITED/DIR-8/DIR8_SUNIL_SHARMA_02372553.docx
@@ -359,7 +359,7 @@
                 <w:b w:val="0"/>
                 <w:sz w:val="23"/>
               </w:rPr>
-              <w:t>27/09/2023</w:t>
+              <w:t>18/06/2024</w:t>
             </w:r>
           </w:p>
         </w:tc>
@@ -1245,7 +1245,7 @@
           <w:b w:val="0"/>
           <w:sz w:val="23"/>
         </w:rPr>
-        <w:t xml:space="preserve">Date: 15th May, 2026</w:t>
+        <w:t xml:space="preserve">Date: 08th June, 2026</w:t>
         <w:tab/>
       </w:r>
     </w:p>
